--- a/_site/ambr2_mixed-effects.docx
+++ b/_site/ambr2_mixed-effects.docx
@@ -173,7 +173,7 @@
               </w:numPr>
             </w:pPr>
             <w:r>
-              <w:t xml:space="preserve">Define and identify different fixed versus random effects</w:t>
+              <w:t xml:space="preserve">Define and identify appropriate fixed versus random effects</w:t>
             </w:r>
           </w:p>
           <w:p>
@@ -6204,7 +6204,7 @@
         <w:rPr>
           <w:rStyle w:val="CommentTok"/>
         </w:rPr>
-        <w:t xml:space="preserve"># Model with slopes for participant only - no issues - BEST</w:t>
+        <w:t xml:space="preserve"># Model with slopes for participant only - no issues </w:t>
       </w:r>
       <w:r>
         <w:br/>
